--- a/contenus/trames/ENT-2.2-cdiscount-chiffres-trame-eleve.docx
+++ b/contenus/trames/ENT-2.2-cdiscount-chiffres-trame-eleve.docx
@@ -344,7 +344,7 @@
               <w:rPr>
                 <w:sz w:val="20"/>
               </w:rPr>
-              <w:t>cinq points : ton export, tes trois calculs dans le fichier que tu déposes, et la liste que tu envoies à ta cheffe d'équipe. Quand tu déposes ton fichier, le site te dit ce qui est juste et ce qui cloche : tu peux le corriger et le déposer de nouveau.</w:t>
+              <w:t>cinq points : ton export, tes trois calculs dans le fichier que tu déposes, et la liste que tu envoies à ta cheffe d'équipe. Quand tu déposes ton fichier, le site juge aussi ton export, à part : s'il n'a pas les bonnes lignes, il te dit quel critère changer. Pour tes calculs, il te dit ce qui est juste et ce qui cloche : tu peux corriger et déposer de nouveau.</w:t>
             </w:r>
           </w:p>
         </w:tc>
@@ -683,7 +683,7 @@
               <w:rPr>
                 <w:sz w:val="20"/>
               </w:rPr>
-              <w:t>Exporter et ouvrir le fichier</w:t>
+              <w:t>Vérifier l'extraction, exporter, ouvrir</w:t>
             </w:r>
           </w:p>
         </w:tc>
@@ -1646,7 +1646,34 @@
               <w:rPr>
                 <w:sz w:val="20"/>
               </w:rPr>
-              <w:t>Où trouves-tu le bouton pour exporter (quel menu) ?</w:t>
+              <w:t>Dans quel menu fais-tu l'export ?</w:t>
+            </w:r>
+          </w:p>
+        </w:tc>
+        <w:tc>
+          <w:tcPr>
+            <w:tcW w:type="dxa" w:w="4762"/>
+          </w:tcPr>
+          <w:p/>
+        </w:tc>
+      </w:tr>
+      <w:tr>
+        <w:trPr>
+          <w:trHeight w:val="567"/>
+        </w:trPr>
+        <w:tc>
+          <w:tcPr>
+            <w:tcW w:type="dxa" w:w="4876"/>
+          </w:tcPr>
+          <w:p>
+            <w:pPr>
+              <w:spacing w:after="0"/>
+            </w:pPr>
+            <w:r>
+              <w:rPr>
+                <w:sz w:val="20"/>
+              </w:rPr>
+              <w:t>Quelle liste exportes-tu ?</w:t>
             </w:r>
           </w:p>
         </w:tc>
@@ -1930,7 +1957,20 @@
           <w:color w:val="111111"/>
           <w:sz w:val="30"/>
         </w:rPr>
-        <w:t>Exporter et ouvrir le fichier</w:t>
+        <w:t>Vérifier l'extraction, exporter, ouvrir</w:t>
+      </w:r>
+    </w:p>
+    <w:p>
+      <w:pPr>
+        <w:spacing w:before="0" w:after="120"/>
+      </w:pPr>
+      <w:r>
+        <w:rPr>
+          <w:b w:val="0"/>
+          <w:color w:val="1A1A1A"/>
+          <w:sz w:val="22"/>
+        </w:rPr>
+        <w:t>Dans un logiciel d'entrepôt, on n'exporte pas tout : on choisit d'abord les lignes à sortir, avec des critères. Ici, les critères sont déjà réglés pour toi. Ton travail : les vérifier et comprendre pourquoi ce sont les bons.</w:t>
       </w:r>
     </w:p>
     <w:p>
@@ -1951,7 +1991,7 @@
         <w:rPr>
           <w:sz w:val="22"/>
         </w:rPr>
-        <w:t>Dans le menu de gauche, clique sur « Commandes ». En haut de la liste, clique sur « Exporter les lignes de préparation ».</w:t>
+        <w:t>Dans le menu de gauche, partie « Outils », clique sur « Extractions ». La liste « Lignes de préparation » s'affiche : ses critères sont au-dessus du tableau.</w:t>
       </w:r>
     </w:p>
     <w:p>
@@ -1972,7 +2012,7 @@
         <w:rPr>
           <w:sz w:val="22"/>
         </w:rPr>
-        <w:t>Le fichier cdiscount-preparations-allee-A.xlsx se télécharge. Ouvre-le dans ton tableur.</w:t>
+        <w:t>Vérifie les deux critères : « Allée » doit être sur « A », et « Période » sur « 30 derniers jours ».</w:t>
       </w:r>
     </w:p>
     <w:p>
@@ -1988,6 +2028,48 @@
           <w:sz w:val="22"/>
         </w:rPr>
         <w:t xml:space="preserve">3.  </w:t>
+      </w:r>
+      <w:r>
+        <w:rPr>
+          <w:sz w:val="22"/>
+        </w:rPr>
+        <w:t>Sous les critères, à gauche du bouton « Exporter », lis le nombre de lignes : c'est ce que contiendra ton fichier.</w:t>
+      </w:r>
+    </w:p>
+    <w:p>
+      <w:pPr>
+        <w:keepNext/>
+        <w:spacing w:after="80"/>
+        <w:ind w:left="454" w:hanging="454"/>
+      </w:pPr>
+      <w:r>
+        <w:rPr>
+          <w:b/>
+          <w:color w:val="111111"/>
+          <w:sz w:val="22"/>
+        </w:rPr>
+        <w:t xml:space="preserve">4.  </w:t>
+      </w:r>
+      <w:r>
+        <w:rPr>
+          <w:sz w:val="22"/>
+        </w:rPr>
+        <w:t>Clique sur « Exporter ». Le fichier cdiscount-lignes-de-preparation.xlsx se télécharge. Ouvre-le dans ton tableur.</w:t>
+      </w:r>
+    </w:p>
+    <w:p>
+      <w:pPr>
+        <w:keepNext/>
+        <w:spacing w:after="80"/>
+        <w:ind w:left="454" w:hanging="454"/>
+      </w:pPr>
+      <w:r>
+        <w:rPr>
+          <w:b/>
+          <w:color w:val="111111"/>
+          <w:sz w:val="22"/>
+        </w:rPr>
+        <w:t xml:space="preserve">5.  </w:t>
       </w:r>
       <w:r>
         <w:rPr>
@@ -2026,7 +2108,276 @@
                 <w:color w:val="111111"/>
                 <w:sz w:val="20"/>
               </w:rPr>
-              <w:t>Ce que tu dois voir :</w:t>
+              <w:t>Pourquoi ces critères ?</w:t>
+            </w:r>
+          </w:p>
+          <w:p>
+            <w:pPr>
+              <w:keepNext/>
+              <w:spacing w:before="0" w:after="40"/>
+              <w:ind w:left="397" w:hanging="227"/>
+            </w:pPr>
+            <w:r>
+              <w:rPr>
+                <w:sz w:val="20"/>
+              </w:rPr>
+              <w:t>•  Allée « A » : Nadia veut vérifier l'allée A. Les lignes des allées B et C ne la concernent pas : elles fausseraient tes comptes ;</w:t>
+            </w:r>
+          </w:p>
+          <w:p>
+            <w:pPr>
+              <w:spacing w:before="0" w:after="0"/>
+              <w:ind w:left="397" w:hanging="227"/>
+            </w:pPr>
+            <w:r>
+              <w:rPr>
+                <w:sz w:val="20"/>
+              </w:rPr>
+              <w:t>•  Période « 30 derniers jours » : Nadia veut savoir si le stock est faux maintenant. Un constat d'il y a deux mois ne dit plus grand-chose : le stock a pu être corrigé depuis.</w:t>
+            </w:r>
+          </w:p>
+        </w:tc>
+      </w:tr>
+    </w:tbl>
+    <w:p>
+      <w:pPr>
+        <w:keepNext/>
+        <w:spacing w:after="40"/>
+      </w:pPr>
+    </w:p>
+    <w:tbl>
+      <w:tblPr>
+        <w:tblStyle w:val="TableGrid"/>
+        <w:tblW w:type="auto" w:w="0"/>
+        <w:jc w:val="left"/>
+        <w:tblLook w:firstColumn="1" w:firstRow="1" w:lastColumn="0" w:lastRow="0" w:noHBand="0" w:noVBand="1" w:val="04A0"/>
+      </w:tblPr>
+      <w:tblGrid>
+        <w:gridCol w:w="10086"/>
+      </w:tblGrid>
+      <w:tr>
+        <w:tc>
+          <w:tcPr>
+            <w:tcW w:type="dxa" w:w="10086"/>
+            <w:shd w:fill="F2F2F2"/>
+          </w:tcPr>
+          <w:p>
+            <w:pPr>
+              <w:spacing w:after="0"/>
+            </w:pPr>
+            <w:r>
+              <w:rPr>
+                <w:b/>
+                <w:color w:val="111111"/>
+                <w:sz w:val="20"/>
+              </w:rPr>
+              <w:t xml:space="preserve">Pour voir, avant d'exporter : </w:t>
+            </w:r>
+            <w:r>
+              <w:rPr>
+                <w:sz w:val="20"/>
+              </w:rPr>
+              <w:t>mets « Allée » sur « Toutes » et regarde le tableau et le nombre de lignes changer. Puis remets « A ». Fais-le aussi avec la « Période ». Exporte seulement quand les deux critères sont revenus sur ceux de Nadia.</w:t>
+            </w:r>
+          </w:p>
+        </w:tc>
+      </w:tr>
+    </w:tbl>
+    <w:p>
+      <w:pPr>
+        <w:keepNext/>
+        <w:spacing w:after="40"/>
+      </w:pPr>
+    </w:p>
+    <w:tbl>
+      <w:tblPr>
+        <w:tblStyle w:val="TableGrid"/>
+        <w:tblW w:type="auto" w:w="0"/>
+        <w:tblLook w:firstColumn="1" w:firstRow="1" w:lastColumn="0" w:lastRow="0" w:noHBand="0" w:noVBand="1" w:val="04A0"/>
+      </w:tblPr>
+      <w:tblGrid>
+        <w:gridCol w:w="10086"/>
+      </w:tblGrid>
+      <w:tr>
+        <w:trPr>
+          <w:cantSplit/>
+          <w:trHeight w:val="1474"/>
+        </w:trPr>
+        <w:tc>
+          <w:tcPr>
+            <w:tcW w:type="dxa" w:w="10086"/>
+            <w:shd w:fill="FAFAFA"/>
+          </w:tcPr>
+          <w:p>
+            <w:pPr>
+              <w:spacing w:after="80"/>
+            </w:pPr>
+            <w:r>
+              <w:rPr>
+                <w:b/>
+                <w:sz w:val="21"/>
+              </w:rPr>
+              <w:t>Avec « Allée » sur « Toutes », le nombre de lignes augmente ou diminue ? Pourquoi ?</w:t>
+            </w:r>
+          </w:p>
+          <w:p>
+            <w:pPr>
+              <w:spacing w:before="0" w:after="80"/>
+            </w:pPr>
+            <w:r>
+              <w:rPr>
+                <w:sz w:val="22"/>
+              </w:rPr>
+            </w:r>
+          </w:p>
+          <w:p>
+            <w:pPr>
+              <w:spacing w:before="0" w:after="80"/>
+            </w:pPr>
+            <w:r>
+              <w:rPr>
+                <w:sz w:val="22"/>
+              </w:rPr>
+            </w:r>
+          </w:p>
+        </w:tc>
+      </w:tr>
+    </w:tbl>
+    <w:p>
+      <w:pPr>
+        <w:keepNext/>
+        <w:spacing w:after="0" w:line="60" w:lineRule="exact"/>
+      </w:pPr>
+      <w:r>
+        <w:rPr>
+          <w:sz w:val="10"/>
+        </w:rPr>
+      </w:r>
+    </w:p>
+    <w:tbl>
+      <w:tblPr>
+        <w:tblStyle w:val="TableGrid"/>
+        <w:tblW w:type="auto" w:w="0"/>
+        <w:tblLayout w:type="fixed"/>
+        <w:tblLook w:firstColumn="1" w:firstRow="1" w:lastColumn="0" w:lastRow="0" w:noHBand="0" w:noVBand="1" w:val="04A0"/>
+      </w:tblPr>
+      <w:tblGrid>
+        <w:gridCol w:w="5896"/>
+        <w:gridCol w:w="3742"/>
+      </w:tblGrid>
+      <w:tr>
+        <w:tc>
+          <w:tcPr>
+            <w:tcW w:type="dxa" w:w="5896"/>
+            <w:shd w:fill="E8E8E8"/>
+          </w:tcPr>
+          <w:p>
+            <w:pPr>
+              <w:keepNext/>
+              <w:spacing w:after="0"/>
+            </w:pPr>
+            <w:r>
+              <w:rPr>
+                <w:b/>
+                <w:color w:val="111111"/>
+                <w:sz w:val="20"/>
+              </w:rPr>
+              <w:t>Question</w:t>
+            </w:r>
+          </w:p>
+        </w:tc>
+        <w:tc>
+          <w:tcPr>
+            <w:tcW w:type="dxa" w:w="3742"/>
+            <w:shd w:fill="E8E8E8"/>
+          </w:tcPr>
+          <w:p>
+            <w:pPr>
+              <w:keepNext/>
+              <w:spacing w:after="0"/>
+            </w:pPr>
+            <w:r>
+              <w:rPr>
+                <w:b/>
+                <w:color w:val="111111"/>
+                <w:sz w:val="20"/>
+              </w:rPr>
+              <w:t>Ta réponse</w:t>
+            </w:r>
+          </w:p>
+        </w:tc>
+      </w:tr>
+      <w:tr>
+        <w:trPr>
+          <w:trHeight w:val="510"/>
+          <w:cantSplit/>
+        </w:trPr>
+        <w:tc>
+          <w:tcPr>
+            <w:tcW w:type="dxa" w:w="5896"/>
+          </w:tcPr>
+          <w:p>
+            <w:pPr>
+              <w:spacing w:after="0"/>
+            </w:pPr>
+            <w:r>
+              <w:rPr>
+                <w:sz w:val="20"/>
+              </w:rPr>
+              <w:t>Nombre de lignes affiché dans Extractions, avec les critères de Nadia</w:t>
+            </w:r>
+          </w:p>
+        </w:tc>
+        <w:tc>
+          <w:tcPr>
+            <w:tcW w:type="dxa" w:w="3742"/>
+          </w:tcPr>
+          <w:p/>
+        </w:tc>
+      </w:tr>
+    </w:tbl>
+    <w:p>
+      <w:pPr>
+        <w:keepNext/>
+        <w:spacing w:after="0" w:line="60" w:lineRule="exact"/>
+      </w:pPr>
+      <w:r>
+        <w:rPr>
+          <w:sz w:val="10"/>
+        </w:rPr>
+      </w:r>
+    </w:p>
+    <w:tbl>
+      <w:tblPr>
+        <w:tblStyle w:val="TableGrid"/>
+        <w:tblW w:type="auto" w:w="0"/>
+        <w:jc w:val="left"/>
+        <w:tblLook w:firstColumn="1" w:firstRow="1" w:lastColumn="0" w:lastRow="0" w:noHBand="0" w:noVBand="1" w:val="04A0"/>
+      </w:tblPr>
+      <w:tblGrid>
+        <w:gridCol w:w="10086"/>
+      </w:tblGrid>
+      <w:tr>
+        <w:trPr>
+          <w:cantSplit/>
+        </w:trPr>
+        <w:tc>
+          <w:tcPr>
+            <w:tcW w:type="dxa" w:w="10086"/>
+            <w:shd w:fill="F2F2F2"/>
+          </w:tcPr>
+          <w:p>
+            <w:pPr>
+              <w:keepNext/>
+              <w:spacing w:after="40"/>
+            </w:pPr>
+            <w:r>
+              <w:rPr>
+                <w:b/>
+                <w:color w:val="111111"/>
+                <w:sz w:val="20"/>
+              </w:rPr>
+              <w:t>Ce que tu dois voir dans ton fichier :</w:t>
             </w:r>
           </w:p>
           <w:p>
@@ -2052,7 +2403,20 @@
               <w:rPr>
                 <w:sz w:val="20"/>
               </w:rPr>
-              <w:t>•  dans « Préparations », une ligne par article préparé, avec le stock du logiciel et le stock trouvé ;</w:t>
+              <w:t>•  dans « Préparations », une ligne par article préparé, avec le stock du logiciel et le stock trouvé ; toutes les lignes sont de l'allée A (colonne « Emplacement » : A-…) ;</w:t>
+            </w:r>
+          </w:p>
+          <w:p>
+            <w:pPr>
+              <w:keepNext/>
+              <w:spacing w:before="0" w:after="40"/>
+              <w:ind w:left="397" w:hanging="227"/>
+            </w:pPr>
+            <w:r>
+              <w:rPr>
+                <w:sz w:val="20"/>
+              </w:rPr>
+              <w:t>•  autant de lignes de données (sans la ligne des titres) que le nombre affiché dans Extractions ;</w:t>
             </w:r>
           </w:p>
           <w:p>
@@ -2108,7 +2472,7 @@
               <w:rPr>
                 <w:sz w:val="20"/>
               </w:rPr>
-              <w:t>le bouton est aussi dans le menu « Fichiers ». Un nouvel export redonne les mêmes lignes.</w:t>
+              <w:t>retourne dans « Extractions » et exporte de nouveau, avec les mêmes critères : tu obtiens les mêmes lignes. Le menu « Fichiers » ne sert qu'à déposer.</w:t>
             </w:r>
           </w:p>
         </w:tc>
@@ -2190,7 +2554,7 @@
               <w:rPr>
                 <w:sz w:val="20"/>
               </w:rPr>
-              <w:t>Combien de lignes de préparation contient l'export (sans la ligne des titres) ?</w:t>
+              <w:t>Ton fichier a-t-il le même nombre de lignes que l'écran Extractions ? (oui / non)</w:t>
             </w:r>
           </w:p>
         </w:tc>
@@ -2346,6 +2710,70 @@
                 <w:sz w:val="21"/>
               </w:rPr>
               <w:t>Choisis une ligne où le stock trouvé n'est pas égal au stock logiciel. Qu'a-t-il pu se passer dans le rayon ?</w:t>
+            </w:r>
+          </w:p>
+          <w:p>
+            <w:pPr>
+              <w:spacing w:before="0" w:after="80"/>
+            </w:pPr>
+            <w:r>
+              <w:rPr>
+                <w:sz w:val="22"/>
+              </w:rPr>
+            </w:r>
+          </w:p>
+          <w:p>
+            <w:pPr>
+              <w:spacing w:before="0" w:after="80"/>
+            </w:pPr>
+            <w:r>
+              <w:rPr>
+                <w:sz w:val="22"/>
+              </w:rPr>
+            </w:r>
+          </w:p>
+          <w:p>
+            <w:pPr>
+              <w:spacing w:before="0" w:after="80"/>
+            </w:pPr>
+            <w:r>
+              <w:rPr>
+                <w:sz w:val="22"/>
+              </w:rPr>
+            </w:r>
+          </w:p>
+          <w:p>
+            <w:pPr>
+              <w:spacing w:before="0" w:after="80"/>
+            </w:pPr>
+            <w:r>
+              <w:rPr>
+                <w:sz w:val="22"/>
+              </w:rPr>
+            </w:r>
+          </w:p>
+        </w:tc>
+      </w:tr>
+      <w:tr>
+        <w:trPr>
+          <w:cantSplit/>
+          <w:trHeight w:val="2438"/>
+        </w:trPr>
+        <w:tc>
+          <w:tcPr>
+            <w:tcW w:type="dxa" w:w="10086"/>
+            <w:shd w:fill="FAFAFA"/>
+          </w:tcPr>
+          <w:p>
+            <w:pPr>
+              <w:spacing w:after="80"/>
+            </w:pPr>
+            <w:r>
+              <w:rPr>
+                <w:b/>
+                <w:sz w:val="21"/>
+              </w:rPr>
+              <w:t>Pourquoi choisir les lignes dans le logiciel, plutôt que tout exporter et faire le tri dans le tableur ?</w:t>
             </w:r>
           </w:p>
           <w:p>
@@ -4360,6 +4788,19 @@
               <w:rPr>
                 <w:sz w:val="20"/>
               </w:rPr>
+              <w:t>•  une ligne sur ton export : « ✓ Export : vos critères donnent bien les lignes demandées. », ou « ✗ Export à refaire (Extractions) » suivi du critère à changer ;</w:t>
+            </w:r>
+          </w:p>
+          <w:p>
+            <w:pPr>
+              <w:keepNext/>
+              <w:spacing w:before="0" w:after="40"/>
+              <w:ind w:left="397" w:hanging="227"/>
+            </w:pPr>
+            <w:r>
+              <w:rPr>
+                <w:sz w:val="20"/>
+              </w:rPr>
               <w:t>•  une phrase « … résultats justes sur … » ;</w:t>
             </w:r>
           </w:p>
@@ -4373,6 +4814,50 @@
                 <w:sz w:val="20"/>
               </w:rPr>
               <w:t>•  un tableau : une ligne par calcul, ✓ s'il est juste, ✗ sinon, et la colonne « Ce qui cloche ».</w:t>
+            </w:r>
+          </w:p>
+        </w:tc>
+      </w:tr>
+    </w:tbl>
+    <w:p>
+      <w:pPr>
+        <w:keepNext/>
+        <w:spacing w:after="40"/>
+      </w:pPr>
+    </w:p>
+    <w:tbl>
+      <w:tblPr>
+        <w:tblStyle w:val="TableGrid"/>
+        <w:tblW w:type="auto" w:w="0"/>
+        <w:jc w:val="left"/>
+        <w:tblLook w:firstColumn="1" w:firstRow="1" w:lastColumn="0" w:lastRow="0" w:noHBand="0" w:noVBand="1" w:val="04A0"/>
+      </w:tblPr>
+      <w:tblGrid>
+        <w:gridCol w:w="10086"/>
+      </w:tblGrid>
+      <w:tr>
+        <w:tc>
+          <w:tcPr>
+            <w:tcW w:type="dxa" w:w="10086"/>
+            <w:shd w:fill="F2F2F2"/>
+          </w:tcPr>
+          <w:p>
+            <w:pPr>
+              <w:spacing w:after="0"/>
+            </w:pPr>
+            <w:r>
+              <w:rPr>
+                <w:b/>
+                <w:color w:val="111111"/>
+                <w:sz w:val="20"/>
+              </w:rPr>
+              <w:t xml:space="preserve">Si l'export est ✗ : </w:t>
+            </w:r>
+            <w:r>
+              <w:rPr>
+                <w:sz w:val="20"/>
+              </w:rPr>
+              <w:t>le site te dit quel critère changer. Retourne dans « Extractions », règle-le, exporte de nouveau, recopie tes formules dans le nouveau fichier et redépose. Une erreur d'export ne te coûte que ce point-là : tes calculs sont contrôlés sur le fichier que tu as réellement exporté.</w:t>
             </w:r>
           </w:p>
         </w:tc>
@@ -4640,7 +5125,7 @@
               <w:rPr>
                 <w:sz w:val="20"/>
               </w:rPr>
-              <w:t>le site affiche « Tout est juste. »</w:t>
+              <w:t>le site affiche « ✓ Export » et « Tout est juste. »</w:t>
             </w:r>
           </w:p>
         </w:tc>

--- a/contenus/trames/ENT-2.2-cdiscount-chiffres-trame-eleve.docx
+++ b/contenus/trames/ENT-2.2-cdiscount-chiffres-trame-eleve.docx
@@ -49,7 +49,7 @@
           <w:color w:val="111111"/>
           <w:sz w:val="40"/>
         </w:rPr>
-        <w:t xml:space="preserve">  Logisim</w:t>
+        <w:t xml:space="preserve">  Simulog</w:t>
       </w:r>
       <w:r>
         <w:tab/>

--- a/contenus/trames/ENT-2.2-cdiscount-chiffres-trame-eleve.docx
+++ b/contenus/trames/ENT-2.2-cdiscount-chiffres-trame-eleve.docx
@@ -2193,6 +2193,99 @@
       <w:tblPr>
         <w:tblStyle w:val="TableGrid"/>
         <w:tblW w:type="auto" w:w="0"/>
+        <w:tblLayout w:type="fixed"/>
+        <w:tblLook w:firstColumn="1" w:firstRow="1" w:lastColumn="0" w:lastRow="0" w:noHBand="0" w:noVBand="1" w:val="04A0"/>
+      </w:tblPr>
+      <w:tblGrid>
+        <w:gridCol w:w="5896"/>
+        <w:gridCol w:w="3742"/>
+      </w:tblGrid>
+      <w:tr>
+        <w:tc>
+          <w:tcPr>
+            <w:tcW w:type="dxa" w:w="5896"/>
+            <w:shd w:fill="E8E8E8"/>
+          </w:tcPr>
+          <w:p>
+            <w:pPr>
+              <w:keepNext/>
+              <w:spacing w:after="0"/>
+            </w:pPr>
+            <w:r>
+              <w:rPr>
+                <w:b/>
+                <w:color w:val="111111"/>
+                <w:sz w:val="20"/>
+              </w:rPr>
+              <w:t>Question</w:t>
+            </w:r>
+          </w:p>
+        </w:tc>
+        <w:tc>
+          <w:tcPr>
+            <w:tcW w:type="dxa" w:w="3742"/>
+            <w:shd w:fill="E8E8E8"/>
+          </w:tcPr>
+          <w:p>
+            <w:pPr>
+              <w:keepNext/>
+              <w:spacing w:after="0"/>
+            </w:pPr>
+            <w:r>
+              <w:rPr>
+                <w:b/>
+                <w:color w:val="111111"/>
+                <w:sz w:val="20"/>
+              </w:rPr>
+              <w:t>Ta réponse</w:t>
+            </w:r>
+          </w:p>
+        </w:tc>
+      </w:tr>
+      <w:tr>
+        <w:trPr>
+          <w:trHeight w:val="510"/>
+          <w:cantSplit/>
+        </w:trPr>
+        <w:tc>
+          <w:tcPr>
+            <w:tcW w:type="dxa" w:w="5896"/>
+          </w:tcPr>
+          <w:p>
+            <w:pPr>
+              <w:spacing w:after="0"/>
+            </w:pPr>
+            <w:r>
+              <w:rPr>
+                <w:sz w:val="20"/>
+              </w:rPr>
+              <w:t>Avec « Allée » sur « Toutes », le nombre de lignes augmente-t-il ou diminue-t-il ?</w:t>
+            </w:r>
+          </w:p>
+        </w:tc>
+        <w:tc>
+          <w:tcPr>
+            <w:tcW w:type="dxa" w:w="3742"/>
+          </w:tcPr>
+          <w:p/>
+        </w:tc>
+      </w:tr>
+    </w:tbl>
+    <w:p>
+      <w:pPr>
+        <w:keepNext/>
+        <w:spacing w:after="0" w:line="60" w:lineRule="exact"/>
+      </w:pPr>
+      <w:r>
+        <w:rPr>
+          <w:sz w:val="10"/>
+        </w:rPr>
+      </w:r>
+    </w:p>
+    <w:tbl>
+      <w:tblPr>
+        <w:tblStyle w:val="TableGrid"/>
+        <w:tblW w:type="auto" w:w="0"/>
         <w:tblLook w:firstColumn="1" w:firstRow="1" w:lastColumn="0" w:lastRow="0" w:noHBand="0" w:noVBand="1" w:val="04A0"/>
       </w:tblPr>
       <w:tblGrid>
@@ -2217,7 +2310,7 @@
                 <w:b/>
                 <w:sz w:val="21"/>
               </w:rPr>
-              <w:t>Avec « Allée » sur « Toutes », le nombre de lignes augmente ou diminue ? Pourquoi ?</w:t>
+              <w:t>Explique pourquoi, avec ce que tu vois dans le tableau.</w:t>
             </w:r>
           </w:p>
           <w:p>
@@ -5729,7 +5822,1507 @@
         </w:rPr>
       </w:r>
     </w:p>
+    <w:p>
+      <w:pPr>
+        <w:sectPr>
+          <w:pgSz w:w="12240" w:h="15840"/>
+          <w:pgMar w:top="680" w:right="1077" w:bottom="737" w:left="1077" w:header="720" w:footer="720" w:gutter="0"/>
+          <w:cols w:space="720"/>
+          <w:docGrid w:linePitch="360"/>
+        </w:sectPr>
+      </w:pPr>
+    </w:p>
+    <w:p>
+      <w:pPr>
+        <w:spacing w:after="40"/>
+      </w:pPr>
+      <w:r>
+        <w:rPr>
+          <w:color w:val="595959"/>
+          <w:sz w:val="18"/>
+        </w:rPr>
+        <w:t>✂  Feuille à détacher et à ranger dans ton classeur</w:t>
+      </w:r>
+    </w:p>
+    <w:p>
+      <w:pPr>
+        <w:spacing w:after="40"/>
+      </w:pPr>
+      <w:r>
+        <w:rPr>
+          <w:b/>
+          <w:color w:val="111111"/>
+          <w:sz w:val="32"/>
+        </w:rPr>
+        <w:t>ENT-2.2 — Le cours : faire parler les chiffres avec un tableur</w:t>
+      </w:r>
+    </w:p>
+    <w:p>
+      <w:pPr>
+        <w:keepNext/>
+        <w:spacing w:after="160"/>
+      </w:pPr>
+      <w:r>
+        <w:rPr>
+          <w:color w:val="595959"/>
+          <w:sz w:val="20"/>
+        </w:rPr>
+        <w:t>Compétence C1.6 — Gérer le suivi des stocks        Nom : ………………………………        Classe : …………</w:t>
+      </w:r>
+    </w:p>
+    <w:tbl>
+      <w:tblPr>
+        <w:tblStyle w:val="TableGrid"/>
+        <w:tblW w:type="auto" w:w="0"/>
+        <w:jc w:val="left"/>
+        <w:tblLook w:firstColumn="1" w:firstRow="1" w:lastColumn="0" w:lastRow="0" w:noHBand="0" w:noVBand="1" w:val="04A0"/>
+      </w:tblPr>
+      <w:tblGrid>
+        <w:gridCol w:w="10086"/>
+      </w:tblGrid>
+      <w:tr>
+        <w:tc>
+          <w:tcPr>
+            <w:tcW w:type="dxa" w:w="10086"/>
+            <w:shd w:fill="F2F2F2"/>
+          </w:tcPr>
+          <w:p>
+            <w:pPr>
+              <w:spacing w:after="0"/>
+            </w:pPr>
+            <w:r>
+              <w:rPr>
+                <w:b/>
+                <w:color w:val="111111"/>
+                <w:sz w:val="20"/>
+              </w:rPr>
+              <w:t xml:space="preserve">Banque de mots : </w:t>
+            </w:r>
+            <w:r>
+              <w:rPr>
+                <w:sz w:val="20"/>
+              </w:rPr>
+              <w:t>=   ·   chiffre   ·   choisies   ·   compte   ·   différent   ·   formules   ·   logiciel   ·   nombre   ·   trouvé   ·   vraie   ·   vérifie   ·   écart</w:t>
+            </w:r>
+          </w:p>
+        </w:tc>
+      </w:tr>
+    </w:tbl>
+    <w:p>
+      <w:pPr>
+        <w:spacing w:after="40"/>
+      </w:pPr>
+    </w:p>
+    <w:p>
+      <w:pPr>
+        <w:keepNext/>
+        <w:spacing w:before="240" w:after="80"/>
+      </w:pPr>
+      <w:r>
+        <w:rPr>
+          <w:b/>
+          <w:color w:val="111111"/>
+          <w:sz w:val="23"/>
+        </w:rPr>
+        <w:t>L'essentiel</w:t>
+      </w:r>
+    </w:p>
+    <w:p>
+      <w:pPr>
+        <w:spacing w:after="140"/>
+        <w:ind w:left="340" w:hanging="340"/>
+      </w:pPr>
+      <w:r>
+        <w:rPr>
+          <w:b/>
+        </w:rPr>
+        <w:t xml:space="preserve">1.  </w:t>
+      </w:r>
+      <w:r>
+        <w:rPr>
+          <w:sz w:val="22"/>
+        </w:rPr>
+        <w:t>Avant d'exporter, on vérifie le ………………… de lignes affiché.</w:t>
+      </w:r>
+    </w:p>
+    <w:p>
+      <w:pPr>
+        <w:spacing w:after="140"/>
+        <w:ind w:left="340" w:hanging="340"/>
+      </w:pPr>
+      <w:r>
+        <w:rPr>
+          <w:b/>
+        </w:rPr>
+        <w:t xml:space="preserve">2.  </w:t>
+      </w:r>
+      <w:r>
+        <w:rPr>
+          <w:sz w:val="22"/>
+        </w:rPr>
+        <w:t>Écart = stock trouvé − stock du ………………….</w:t>
+      </w:r>
+    </w:p>
+    <w:p>
+      <w:pPr>
+        <w:spacing w:after="140"/>
+        <w:ind w:left="340" w:hanging="340"/>
+      </w:pPr>
+      <w:r>
+        <w:rPr>
+          <w:b/>
+        </w:rPr>
+        <w:t xml:space="preserve">3.  </w:t>
+      </w:r>
+      <w:r>
+        <w:rPr>
+          <w:sz w:val="22"/>
+        </w:rPr>
+        <w:t>Le tableur sert à repérer vite les lignes en ………………… au milieu de centaines d'autres.</w:t>
+      </w:r>
+    </w:p>
+    <w:p>
+      <w:pPr>
+        <w:spacing w:after="140"/>
+        <w:ind w:left="340" w:hanging="340"/>
+      </w:pPr>
+      <w:r>
+        <w:rPr>
+          <w:b/>
+        </w:rPr>
+        <w:t xml:space="preserve">4.  </w:t>
+      </w:r>
+      <w:r>
+        <w:rPr>
+          <w:sz w:val="22"/>
+        </w:rPr>
+        <w:t>Un résultat de formule se ………………… sur quelques lignes calculées à la main.</w:t>
+      </w:r>
+    </w:p>
+    <w:p>
+      <w:pPr>
+        <w:keepNext/>
+        <w:spacing w:before="240" w:after="80"/>
+      </w:pPr>
+      <w:r>
+        <w:rPr>
+          <w:b/>
+          <w:color w:val="111111"/>
+          <w:sz w:val="23"/>
+        </w:rPr>
+        <w:t>Lexique</w:t>
+      </w:r>
+    </w:p>
+    <w:tbl>
+      <w:tblPr>
+        <w:tblStyle w:val="TableGrid"/>
+        <w:tblW w:type="auto" w:w="0"/>
+        <w:tblLayout w:type="fixed"/>
+        <w:tblLook w:firstColumn="1" w:firstRow="1" w:lastColumn="0" w:lastRow="0" w:noHBand="0" w:noVBand="1" w:val="04A0"/>
+      </w:tblPr>
+      <w:tblGrid>
+        <w:gridCol w:w="2494"/>
+        <w:gridCol w:w="7143"/>
+      </w:tblGrid>
+      <w:tr>
+        <w:tc>
+          <w:tcPr>
+            <w:tcW w:type="dxa" w:w="2494"/>
+            <w:shd w:fill="E8E8E8"/>
+          </w:tcPr>
+          <w:p>
+            <w:pPr>
+              <w:keepNext/>
+              <w:spacing w:after="0"/>
+            </w:pPr>
+            <w:r>
+              <w:rPr>
+                <w:b/>
+                <w:color w:val="111111"/>
+                <w:sz w:val="20"/>
+              </w:rPr>
+              <w:t>Mot</w:t>
+            </w:r>
+          </w:p>
+        </w:tc>
+        <w:tc>
+          <w:tcPr>
+            <w:tcW w:type="dxa" w:w="7143"/>
+            <w:shd w:fill="E8E8E8"/>
+          </w:tcPr>
+          <w:p>
+            <w:pPr>
+              <w:keepNext/>
+              <w:spacing w:after="0"/>
+            </w:pPr>
+            <w:r>
+              <w:rPr>
+                <w:b/>
+                <w:color w:val="111111"/>
+                <w:sz w:val="20"/>
+              </w:rPr>
+              <w:t>Définition (complète avec la banque de mots)</w:t>
+            </w:r>
+          </w:p>
+        </w:tc>
+      </w:tr>
+      <w:tr>
+        <w:trPr>
+          <w:trHeight w:val="595"/>
+        </w:trPr>
+        <w:tc>
+          <w:tcPr>
+            <w:tcW w:type="dxa" w:w="2494"/>
+          </w:tcPr>
+          <w:p>
+            <w:pPr>
+              <w:spacing w:after="0"/>
+            </w:pPr>
+            <w:r>
+              <w:rPr>
+                <w:sz w:val="20"/>
+              </w:rPr>
+              <w:t>Constat d'écart</w:t>
+            </w:r>
+          </w:p>
+        </w:tc>
+        <w:tc>
+          <w:tcPr>
+            <w:tcW w:type="dxa" w:w="7143"/>
+          </w:tcPr>
+          <w:p>
+            <w:pPr>
+              <w:spacing w:after="0"/>
+            </w:pPr>
+            <w:r>
+              <w:rPr>
+                <w:sz w:val="20"/>
+              </w:rPr>
+              <w:t>note d'un préparateur qui trouve au rayon un stock ………………… de celui du logiciel.</w:t>
+            </w:r>
+          </w:p>
+        </w:tc>
+      </w:tr>
+      <w:tr>
+        <w:trPr>
+          <w:trHeight w:val="595"/>
+        </w:trPr>
+        <w:tc>
+          <w:tcPr>
+            <w:tcW w:type="dxa" w:w="2494"/>
+          </w:tcPr>
+          <w:p>
+            <w:pPr>
+              <w:spacing w:after="0"/>
+            </w:pPr>
+            <w:r>
+              <w:rPr>
+                <w:sz w:val="20"/>
+              </w:rPr>
+              <w:t>Écart</w:t>
+            </w:r>
+          </w:p>
+        </w:tc>
+        <w:tc>
+          <w:tcPr>
+            <w:tcW w:type="dxa" w:w="7143"/>
+          </w:tcPr>
+          <w:p>
+            <w:pPr>
+              <w:spacing w:after="0"/>
+            </w:pPr>
+            <w:r>
+              <w:rPr>
+                <w:sz w:val="20"/>
+              </w:rPr>
+              <w:t>différence entre le stock ………………… et le stock du logiciel.</w:t>
+            </w:r>
+          </w:p>
+        </w:tc>
+      </w:tr>
+      <w:tr>
+        <w:trPr>
+          <w:trHeight w:val="595"/>
+        </w:trPr>
+        <w:tc>
+          <w:tcPr>
+            <w:tcW w:type="dxa" w:w="2494"/>
+          </w:tcPr>
+          <w:p>
+            <w:pPr>
+              <w:spacing w:after="0"/>
+            </w:pPr>
+            <w:r>
+              <w:rPr>
+                <w:sz w:val="20"/>
+              </w:rPr>
+              <w:t>Extraction</w:t>
+            </w:r>
+          </w:p>
+        </w:tc>
+        <w:tc>
+          <w:tcPr>
+            <w:tcW w:type="dxa" w:w="7143"/>
+          </w:tcPr>
+          <w:p>
+            <w:pPr>
+              <w:spacing w:after="0"/>
+            </w:pPr>
+            <w:r>
+              <w:rPr>
+                <w:sz w:val="20"/>
+              </w:rPr>
+              <w:t>liste de lignes ………………… dans le logiciel avec des critères, avant l'export.</w:t>
+            </w:r>
+          </w:p>
+        </w:tc>
+      </w:tr>
+      <w:tr>
+        <w:trPr>
+          <w:trHeight w:val="595"/>
+        </w:trPr>
+        <w:tc>
+          <w:tcPr>
+            <w:tcW w:type="dxa" w:w="2494"/>
+          </w:tcPr>
+          <w:p>
+            <w:pPr>
+              <w:spacing w:after="0"/>
+            </w:pPr>
+            <w:r>
+              <w:rPr>
+                <w:sz w:val="20"/>
+              </w:rPr>
+              <w:t>Tableur</w:t>
+            </w:r>
+          </w:p>
+        </w:tc>
+        <w:tc>
+          <w:tcPr>
+            <w:tcW w:type="dxa" w:w="7143"/>
+          </w:tcPr>
+          <w:p>
+            <w:pPr>
+              <w:spacing w:after="0"/>
+            </w:pPr>
+            <w:r>
+              <w:rPr>
+                <w:sz w:val="20"/>
+              </w:rPr>
+              <w:t>logiciel où l'on calcule avec des ………………… écrites dans des cellules.</w:t>
+            </w:r>
+          </w:p>
+        </w:tc>
+      </w:tr>
+      <w:tr>
+        <w:trPr>
+          <w:trHeight w:val="595"/>
+        </w:trPr>
+        <w:tc>
+          <w:tcPr>
+            <w:tcW w:type="dxa" w:w="2494"/>
+          </w:tcPr>
+          <w:p>
+            <w:pPr>
+              <w:spacing w:after="0"/>
+            </w:pPr>
+            <w:r>
+              <w:rPr>
+                <w:sz w:val="20"/>
+              </w:rPr>
+              <w:t>Cellule</w:t>
+            </w:r>
+          </w:p>
+        </w:tc>
+        <w:tc>
+          <w:tcPr>
+            <w:tcW w:type="dxa" w:w="7143"/>
+          </w:tcPr>
+          <w:p>
+            <w:pPr>
+              <w:spacing w:after="0"/>
+            </w:pPr>
+            <w:r>
+              <w:rPr>
+                <w:sz w:val="20"/>
+              </w:rPr>
+              <w:t>case du tableur, repérée par une lettre et un ………………… (comme B2).</w:t>
+            </w:r>
+          </w:p>
+        </w:tc>
+      </w:tr>
+      <w:tr>
+        <w:trPr>
+          <w:trHeight w:val="595"/>
+        </w:trPr>
+        <w:tc>
+          <w:tcPr>
+            <w:tcW w:type="dxa" w:w="2494"/>
+          </w:tcPr>
+          <w:p>
+            <w:pPr>
+              <w:spacing w:after="0"/>
+            </w:pPr>
+            <w:r>
+              <w:rPr>
+                <w:sz w:val="20"/>
+              </w:rPr>
+              <w:t>Formule</w:t>
+            </w:r>
+          </w:p>
+        </w:tc>
+        <w:tc>
+          <w:tcPr>
+            <w:tcW w:type="dxa" w:w="7143"/>
+          </w:tcPr>
+          <w:p>
+            <w:pPr>
+              <w:spacing w:after="0"/>
+            </w:pPr>
+            <w:r>
+              <w:rPr>
+                <w:sz w:val="20"/>
+              </w:rPr>
+              <w:t>calcul écrit dans une cellule ; il commence toujours par le signe ………………….</w:t>
+            </w:r>
+          </w:p>
+        </w:tc>
+      </w:tr>
+      <w:tr>
+        <w:trPr>
+          <w:trHeight w:val="595"/>
+        </w:trPr>
+        <w:tc>
+          <w:tcPr>
+            <w:tcW w:type="dxa" w:w="2494"/>
+          </w:tcPr>
+          <w:p>
+            <w:pPr>
+              <w:spacing w:after="0"/>
+            </w:pPr>
+            <w:r>
+              <w:rPr>
+                <w:sz w:val="20"/>
+              </w:rPr>
+              <w:t>Fonction SI</w:t>
+            </w:r>
+          </w:p>
+        </w:tc>
+        <w:tc>
+          <w:tcPr>
+            <w:tcW w:type="dxa" w:w="7143"/>
+          </w:tcPr>
+          <w:p>
+            <w:pPr>
+              <w:spacing w:after="0"/>
+            </w:pPr>
+            <w:r>
+              <w:rPr>
+                <w:sz w:val="20"/>
+              </w:rPr>
+              <w:t>affiche un résultat si une condition est …………………, un autre sinon.</w:t>
+            </w:r>
+          </w:p>
+        </w:tc>
+      </w:tr>
+      <w:tr>
+        <w:trPr>
+          <w:trHeight w:val="595"/>
+        </w:trPr>
+        <w:tc>
+          <w:tcPr>
+            <w:tcW w:type="dxa" w:w="2494"/>
+          </w:tcPr>
+          <w:p>
+            <w:pPr>
+              <w:spacing w:after="0"/>
+            </w:pPr>
+            <w:r>
+              <w:rPr>
+                <w:sz w:val="20"/>
+              </w:rPr>
+              <w:t>Fonction NB.SI</w:t>
+            </w:r>
+          </w:p>
+        </w:tc>
+        <w:tc>
+          <w:tcPr>
+            <w:tcW w:type="dxa" w:w="7143"/>
+          </w:tcPr>
+          <w:p>
+            <w:pPr>
+              <w:spacing w:after="0"/>
+            </w:pPr>
+            <w:r>
+              <w:rPr>
+                <w:sz w:val="20"/>
+              </w:rPr>
+              <w:t>………………… les cellules qui respectent une condition.</w:t>
+            </w:r>
+          </w:p>
+        </w:tc>
+      </w:tr>
+    </w:tbl>
+    <w:p>
+      <w:pPr>
+        <w:spacing w:after="40"/>
+      </w:pPr>
+    </w:p>
+    <w:p>
+      <w:pPr>
+        <w:pageBreakBefore/>
+        <w:spacing w:after="40"/>
+      </w:pPr>
+      <w:r>
+        <w:rPr>
+          <w:rFonts w:ascii="Consolas" w:hAnsi="Consolas"/>
+          <w:b/>
+          <w:color w:val="595959"/>
+          <w:sz w:val="19"/>
+        </w:rPr>
+        <w:t>À la maison — pour aller plus loin</w:t>
+      </w:r>
+    </w:p>
+    <w:p>
+      <w:pPr>
+        <w:spacing w:after="120"/>
+      </w:pPr>
+      <w:r>
+        <w:rPr>
+          <w:b/>
+          <w:color w:val="111111"/>
+          <w:sz w:val="30"/>
+        </w:rPr>
+        <w:t>Six lignes à vérifier</w:t>
+      </w:r>
+    </w:p>
+    <w:p>
+      <w:pPr>
+        <w:keepNext/>
+        <w:spacing w:before="0" w:after="80"/>
+      </w:pPr>
+      <w:r>
+        <w:rPr>
+          <w:b w:val="0"/>
+          <w:color w:val="1A1A1A"/>
+          <w:sz w:val="22"/>
+        </w:rPr>
+        <w:t>Un extrait de constats d'écart, comme dans ton tableur. Colonne B : stock du logiciel ; colonne C : stock trouvé au rayon.</w:t>
+      </w:r>
+    </w:p>
+    <w:tbl>
+      <w:tblPr>
+        <w:tblStyle w:val="TableGrid"/>
+        <w:tblW w:type="auto" w:w="0"/>
+        <w:tblLayout w:type="fixed"/>
+        <w:tblLook w:firstColumn="1" w:firstRow="1" w:lastColumn="0" w:lastRow="0" w:noHBand="0" w:noVBand="1" w:val="04A0"/>
+      </w:tblPr>
+      <w:tblGrid>
+        <w:gridCol w:w="850"/>
+        <w:gridCol w:w="2154"/>
+        <w:gridCol w:w="1587"/>
+        <w:gridCol w:w="1587"/>
+        <w:gridCol w:w="1587"/>
+        <w:gridCol w:w="1871"/>
+      </w:tblGrid>
+      <w:tr>
+        <w:tc>
+          <w:tcPr>
+            <w:tcW w:type="dxa" w:w="850"/>
+            <w:shd w:fill="E8E8E8"/>
+          </w:tcPr>
+          <w:p>
+            <w:pPr>
+              <w:keepNext/>
+              <w:spacing w:after="0"/>
+            </w:pPr>
+            <w:r>
+              <w:rPr>
+                <w:b/>
+                <w:color w:val="111111"/>
+                <w:sz w:val="20"/>
+              </w:rPr>
+              <w:t>Ligne</w:t>
+            </w:r>
+          </w:p>
+        </w:tc>
+        <w:tc>
+          <w:tcPr>
+            <w:tcW w:type="dxa" w:w="2154"/>
+            <w:shd w:fill="E8E8E8"/>
+          </w:tcPr>
+          <w:p>
+            <w:pPr>
+              <w:keepNext/>
+              <w:spacing w:after="0"/>
+            </w:pPr>
+            <w:r>
+              <w:rPr>
+                <w:b/>
+                <w:color w:val="111111"/>
+                <w:sz w:val="20"/>
+              </w:rPr>
+              <w:t>A · Référence</w:t>
+            </w:r>
+          </w:p>
+        </w:tc>
+        <w:tc>
+          <w:tcPr>
+            <w:tcW w:type="dxa" w:w="1587"/>
+            <w:shd w:fill="E8E8E8"/>
+          </w:tcPr>
+          <w:p>
+            <w:pPr>
+              <w:keepNext/>
+              <w:spacing w:after="0"/>
+            </w:pPr>
+            <w:r>
+              <w:rPr>
+                <w:b/>
+                <w:color w:val="111111"/>
+                <w:sz w:val="20"/>
+              </w:rPr>
+              <w:t>B · Logiciel</w:t>
+            </w:r>
+          </w:p>
+        </w:tc>
+        <w:tc>
+          <w:tcPr>
+            <w:tcW w:type="dxa" w:w="1587"/>
+            <w:shd w:fill="E8E8E8"/>
+          </w:tcPr>
+          <w:p>
+            <w:pPr>
+              <w:keepNext/>
+              <w:spacing w:after="0"/>
+            </w:pPr>
+            <w:r>
+              <w:rPr>
+                <w:b/>
+                <w:color w:val="111111"/>
+                <w:sz w:val="20"/>
+              </w:rPr>
+              <w:t>C · Trouvé</w:t>
+            </w:r>
+          </w:p>
+        </w:tc>
+        <w:tc>
+          <w:tcPr>
+            <w:tcW w:type="dxa" w:w="1587"/>
+            <w:shd w:fill="E8E8E8"/>
+          </w:tcPr>
+          <w:p>
+            <w:pPr>
+              <w:keepNext/>
+              <w:spacing w:after="0"/>
+            </w:pPr>
+            <w:r>
+              <w:rPr>
+                <w:b/>
+                <w:color w:val="111111"/>
+                <w:sz w:val="20"/>
+              </w:rPr>
+              <w:t>D · Écart</w:t>
+            </w:r>
+          </w:p>
+        </w:tc>
+        <w:tc>
+          <w:tcPr>
+            <w:tcW w:type="dxa" w:w="1871"/>
+            <w:shd w:fill="E8E8E8"/>
+          </w:tcPr>
+          <w:p>
+            <w:pPr>
+              <w:keepNext/>
+              <w:spacing w:after="0"/>
+            </w:pPr>
+            <w:r>
+              <w:rPr>
+                <w:b/>
+                <w:color w:val="111111"/>
+                <w:sz w:val="20"/>
+              </w:rPr>
+              <w:t>E · Repère</w:t>
+            </w:r>
+          </w:p>
+        </w:tc>
+      </w:tr>
+      <w:tr>
+        <w:trPr>
+          <w:trHeight w:val="454"/>
+        </w:trPr>
+        <w:tc>
+          <w:tcPr>
+            <w:tcW w:type="dxa" w:w="850"/>
+          </w:tcPr>
+          <w:p>
+            <w:pPr>
+              <w:spacing w:after="0"/>
+            </w:pPr>
+            <w:r>
+              <w:rPr>
+                <w:sz w:val="20"/>
+              </w:rPr>
+              <w:t>2</w:t>
+            </w:r>
+          </w:p>
+        </w:tc>
+        <w:tc>
+          <w:tcPr>
+            <w:tcW w:type="dxa" w:w="2154"/>
+          </w:tcPr>
+          <w:p>
+            <w:pPr>
+              <w:spacing w:after="0"/>
+            </w:pPr>
+            <w:r>
+              <w:rPr>
+                <w:sz w:val="20"/>
+              </w:rPr>
+              <w:t>CHG-USB</w:t>
+            </w:r>
+          </w:p>
+        </w:tc>
+        <w:tc>
+          <w:tcPr>
+            <w:tcW w:type="dxa" w:w="1587"/>
+          </w:tcPr>
+          <w:p>
+            <w:pPr>
+              <w:spacing w:after="0"/>
+            </w:pPr>
+            <w:r>
+              <w:rPr>
+                <w:sz w:val="20"/>
+              </w:rPr>
+              <w:t>14</w:t>
+            </w:r>
+          </w:p>
+        </w:tc>
+        <w:tc>
+          <w:tcPr>
+            <w:tcW w:type="dxa" w:w="1587"/>
+          </w:tcPr>
+          <w:p>
+            <w:pPr>
+              <w:spacing w:after="0"/>
+            </w:pPr>
+            <w:r>
+              <w:rPr>
+                <w:sz w:val="20"/>
+              </w:rPr>
+              <w:t>14</w:t>
+            </w:r>
+          </w:p>
+        </w:tc>
+        <w:tc>
+          <w:tcPr>
+            <w:tcW w:type="dxa" w:w="1587"/>
+          </w:tcPr>
+          <w:p/>
+        </w:tc>
+        <w:tc>
+          <w:tcPr>
+            <w:tcW w:type="dxa" w:w="1871"/>
+          </w:tcPr>
+          <w:p/>
+        </w:tc>
+      </w:tr>
+      <w:tr>
+        <w:trPr>
+          <w:trHeight w:val="454"/>
+        </w:trPr>
+        <w:tc>
+          <w:tcPr>
+            <w:tcW w:type="dxa" w:w="850"/>
+          </w:tcPr>
+          <w:p>
+            <w:pPr>
+              <w:spacing w:after="0"/>
+            </w:pPr>
+            <w:r>
+              <w:rPr>
+                <w:sz w:val="20"/>
+              </w:rPr>
+              <w:t>3</w:t>
+            </w:r>
+          </w:p>
+        </w:tc>
+        <w:tc>
+          <w:tcPr>
+            <w:tcW w:type="dxa" w:w="2154"/>
+          </w:tcPr>
+          <w:p>
+            <w:pPr>
+              <w:spacing w:after="0"/>
+            </w:pPr>
+            <w:r>
+              <w:rPr>
+                <w:sz w:val="20"/>
+              </w:rPr>
+              <w:t>ECO-BT</w:t>
+            </w:r>
+          </w:p>
+        </w:tc>
+        <w:tc>
+          <w:tcPr>
+            <w:tcW w:type="dxa" w:w="1587"/>
+          </w:tcPr>
+          <w:p>
+            <w:pPr>
+              <w:spacing w:after="0"/>
+            </w:pPr>
+            <w:r>
+              <w:rPr>
+                <w:sz w:val="20"/>
+              </w:rPr>
+              <w:t>9</w:t>
+            </w:r>
+          </w:p>
+        </w:tc>
+        <w:tc>
+          <w:tcPr>
+            <w:tcW w:type="dxa" w:w="1587"/>
+          </w:tcPr>
+          <w:p>
+            <w:pPr>
+              <w:spacing w:after="0"/>
+            </w:pPr>
+            <w:r>
+              <w:rPr>
+                <w:sz w:val="20"/>
+              </w:rPr>
+              <w:t>7</w:t>
+            </w:r>
+          </w:p>
+        </w:tc>
+        <w:tc>
+          <w:tcPr>
+            <w:tcW w:type="dxa" w:w="1587"/>
+          </w:tcPr>
+          <w:p/>
+        </w:tc>
+        <w:tc>
+          <w:tcPr>
+            <w:tcW w:type="dxa" w:w="1871"/>
+          </w:tcPr>
+          <w:p/>
+        </w:tc>
+      </w:tr>
+      <w:tr>
+        <w:trPr>
+          <w:trHeight w:val="454"/>
+        </w:trPr>
+        <w:tc>
+          <w:tcPr>
+            <w:tcW w:type="dxa" w:w="850"/>
+          </w:tcPr>
+          <w:p>
+            <w:pPr>
+              <w:spacing w:after="0"/>
+            </w:pPr>
+            <w:r>
+              <w:rPr>
+                <w:sz w:val="20"/>
+              </w:rPr>
+              <w:t>4</w:t>
+            </w:r>
+          </w:p>
+        </w:tc>
+        <w:tc>
+          <w:tcPr>
+            <w:tcW w:type="dxa" w:w="2154"/>
+          </w:tcPr>
+          <w:p>
+            <w:pPr>
+              <w:spacing w:after="0"/>
+            </w:pPr>
+            <w:r>
+              <w:rPr>
+                <w:sz w:val="20"/>
+              </w:rPr>
+              <w:t>CAB-HDMI</w:t>
+            </w:r>
+          </w:p>
+        </w:tc>
+        <w:tc>
+          <w:tcPr>
+            <w:tcW w:type="dxa" w:w="1587"/>
+          </w:tcPr>
+          <w:p>
+            <w:pPr>
+              <w:spacing w:after="0"/>
+            </w:pPr>
+            <w:r>
+              <w:rPr>
+                <w:sz w:val="20"/>
+              </w:rPr>
+              <w:t>20</w:t>
+            </w:r>
+          </w:p>
+        </w:tc>
+        <w:tc>
+          <w:tcPr>
+            <w:tcW w:type="dxa" w:w="1587"/>
+          </w:tcPr>
+          <w:p>
+            <w:pPr>
+              <w:spacing w:after="0"/>
+            </w:pPr>
+            <w:r>
+              <w:rPr>
+                <w:sz w:val="20"/>
+              </w:rPr>
+              <w:t>20</w:t>
+            </w:r>
+          </w:p>
+        </w:tc>
+        <w:tc>
+          <w:tcPr>
+            <w:tcW w:type="dxa" w:w="1587"/>
+          </w:tcPr>
+          <w:p/>
+        </w:tc>
+        <w:tc>
+          <w:tcPr>
+            <w:tcW w:type="dxa" w:w="1871"/>
+          </w:tcPr>
+          <w:p/>
+        </w:tc>
+      </w:tr>
+      <w:tr>
+        <w:trPr>
+          <w:trHeight w:val="454"/>
+        </w:trPr>
+        <w:tc>
+          <w:tcPr>
+            <w:tcW w:type="dxa" w:w="850"/>
+          </w:tcPr>
+          <w:p>
+            <w:pPr>
+              <w:spacing w:after="0"/>
+            </w:pPr>
+            <w:r>
+              <w:rPr>
+                <w:sz w:val="20"/>
+              </w:rPr>
+              <w:t>5</w:t>
+            </w:r>
+          </w:p>
+        </w:tc>
+        <w:tc>
+          <w:tcPr>
+            <w:tcW w:type="dxa" w:w="2154"/>
+          </w:tcPr>
+          <w:p>
+            <w:pPr>
+              <w:spacing w:after="0"/>
+            </w:pPr>
+            <w:r>
+              <w:rPr>
+                <w:sz w:val="20"/>
+              </w:rPr>
+              <w:t>SOU-SF</w:t>
+            </w:r>
+          </w:p>
+        </w:tc>
+        <w:tc>
+          <w:tcPr>
+            <w:tcW w:type="dxa" w:w="1587"/>
+          </w:tcPr>
+          <w:p>
+            <w:pPr>
+              <w:spacing w:after="0"/>
+            </w:pPr>
+            <w:r>
+              <w:rPr>
+                <w:sz w:val="20"/>
+              </w:rPr>
+              <w:t>6</w:t>
+            </w:r>
+          </w:p>
+        </w:tc>
+        <w:tc>
+          <w:tcPr>
+            <w:tcW w:type="dxa" w:w="1587"/>
+          </w:tcPr>
+          <w:p>
+            <w:pPr>
+              <w:spacing w:after="0"/>
+            </w:pPr>
+            <w:r>
+              <w:rPr>
+                <w:sz w:val="20"/>
+              </w:rPr>
+              <w:t>8</w:t>
+            </w:r>
+          </w:p>
+        </w:tc>
+        <w:tc>
+          <w:tcPr>
+            <w:tcW w:type="dxa" w:w="1587"/>
+          </w:tcPr>
+          <w:p/>
+        </w:tc>
+        <w:tc>
+          <w:tcPr>
+            <w:tcW w:type="dxa" w:w="1871"/>
+          </w:tcPr>
+          <w:p/>
+        </w:tc>
+      </w:tr>
+      <w:tr>
+        <w:trPr>
+          <w:trHeight w:val="454"/>
+        </w:trPr>
+        <w:tc>
+          <w:tcPr>
+            <w:tcW w:type="dxa" w:w="850"/>
+          </w:tcPr>
+          <w:p>
+            <w:pPr>
+              <w:spacing w:after="0"/>
+            </w:pPr>
+            <w:r>
+              <w:rPr>
+                <w:sz w:val="20"/>
+              </w:rPr>
+              <w:t>6</w:t>
+            </w:r>
+          </w:p>
+        </w:tc>
+        <w:tc>
+          <w:tcPr>
+            <w:tcW w:type="dxa" w:w="2154"/>
+          </w:tcPr>
+          <w:p>
+            <w:pPr>
+              <w:spacing w:after="0"/>
+            </w:pPr>
+            <w:r>
+              <w:rPr>
+                <w:sz w:val="20"/>
+              </w:rPr>
+              <w:t>CLE-32</w:t>
+            </w:r>
+          </w:p>
+        </w:tc>
+        <w:tc>
+          <w:tcPr>
+            <w:tcW w:type="dxa" w:w="1587"/>
+          </w:tcPr>
+          <w:p>
+            <w:pPr>
+              <w:spacing w:after="0"/>
+            </w:pPr>
+            <w:r>
+              <w:rPr>
+                <w:sz w:val="20"/>
+              </w:rPr>
+              <w:t>11</w:t>
+            </w:r>
+          </w:p>
+        </w:tc>
+        <w:tc>
+          <w:tcPr>
+            <w:tcW w:type="dxa" w:w="1587"/>
+          </w:tcPr>
+          <w:p>
+            <w:pPr>
+              <w:spacing w:after="0"/>
+            </w:pPr>
+            <w:r>
+              <w:rPr>
+                <w:sz w:val="20"/>
+              </w:rPr>
+              <w:t>11</w:t>
+            </w:r>
+          </w:p>
+        </w:tc>
+        <w:tc>
+          <w:tcPr>
+            <w:tcW w:type="dxa" w:w="1587"/>
+          </w:tcPr>
+          <w:p/>
+        </w:tc>
+        <w:tc>
+          <w:tcPr>
+            <w:tcW w:type="dxa" w:w="1871"/>
+          </w:tcPr>
+          <w:p/>
+        </w:tc>
+      </w:tr>
+      <w:tr>
+        <w:trPr>
+          <w:trHeight w:val="454"/>
+        </w:trPr>
+        <w:tc>
+          <w:tcPr>
+            <w:tcW w:type="dxa" w:w="850"/>
+          </w:tcPr>
+          <w:p>
+            <w:pPr>
+              <w:spacing w:after="0"/>
+            </w:pPr>
+            <w:r>
+              <w:rPr>
+                <w:sz w:val="20"/>
+              </w:rPr>
+              <w:t>7</w:t>
+            </w:r>
+          </w:p>
+        </w:tc>
+        <w:tc>
+          <w:tcPr>
+            <w:tcW w:type="dxa" w:w="2154"/>
+          </w:tcPr>
+          <w:p>
+            <w:pPr>
+              <w:spacing w:after="0"/>
+            </w:pPr>
+            <w:r>
+              <w:rPr>
+                <w:sz w:val="20"/>
+              </w:rPr>
+              <w:t>PIL-AA</w:t>
+            </w:r>
+          </w:p>
+        </w:tc>
+        <w:tc>
+          <w:tcPr>
+            <w:tcW w:type="dxa" w:w="1587"/>
+          </w:tcPr>
+          <w:p>
+            <w:pPr>
+              <w:spacing w:after="0"/>
+            </w:pPr>
+            <w:r>
+              <w:rPr>
+                <w:sz w:val="20"/>
+              </w:rPr>
+              <w:t>30</w:t>
+            </w:r>
+          </w:p>
+        </w:tc>
+        <w:tc>
+          <w:tcPr>
+            <w:tcW w:type="dxa" w:w="1587"/>
+          </w:tcPr>
+          <w:p>
+            <w:pPr>
+              <w:spacing w:after="0"/>
+            </w:pPr>
+            <w:r>
+              <w:rPr>
+                <w:sz w:val="20"/>
+              </w:rPr>
+              <w:t>27</w:t>
+            </w:r>
+          </w:p>
+        </w:tc>
+        <w:tc>
+          <w:tcPr>
+            <w:tcW w:type="dxa" w:w="1587"/>
+          </w:tcPr>
+          <w:p/>
+        </w:tc>
+        <w:tc>
+          <w:tcPr>
+            <w:tcW w:type="dxa" w:w="1871"/>
+          </w:tcPr>
+          <w:p/>
+        </w:tc>
+      </w:tr>
+    </w:tbl>
+    <w:p>
+      <w:pPr>
+        <w:keepNext/>
+        <w:spacing w:after="40"/>
+      </w:pPr>
+    </w:p>
+    <w:tbl>
+      <w:tblPr>
+        <w:tblStyle w:val="TableGrid"/>
+        <w:tblW w:type="auto" w:w="0"/>
+        <w:tblLayout w:type="fixed"/>
+        <w:tblLook w:firstColumn="1" w:firstRow="1" w:lastColumn="0" w:lastRow="0" w:noHBand="0" w:noVBand="1" w:val="04A0"/>
+      </w:tblPr>
+      <w:tblGrid>
+        <w:gridCol w:w="5896"/>
+        <w:gridCol w:w="3742"/>
+      </w:tblGrid>
+      <w:tr>
+        <w:tc>
+          <w:tcPr>
+            <w:tcW w:type="dxa" w:w="5896"/>
+            <w:shd w:fill="E8E8E8"/>
+          </w:tcPr>
+          <w:p>
+            <w:pPr>
+              <w:keepNext/>
+              <w:spacing w:after="0"/>
+            </w:pPr>
+            <w:r>
+              <w:rPr>
+                <w:b/>
+                <w:color w:val="111111"/>
+                <w:sz w:val="20"/>
+              </w:rPr>
+              <w:t>Question</w:t>
+            </w:r>
+          </w:p>
+        </w:tc>
+        <w:tc>
+          <w:tcPr>
+            <w:tcW w:type="dxa" w:w="3742"/>
+            <w:shd w:fill="E8E8E8"/>
+          </w:tcPr>
+          <w:p>
+            <w:pPr>
+              <w:keepNext/>
+              <w:spacing w:after="0"/>
+            </w:pPr>
+            <w:r>
+              <w:rPr>
+                <w:b/>
+                <w:color w:val="111111"/>
+                <w:sz w:val="20"/>
+              </w:rPr>
+              <w:t>Ta réponse</w:t>
+            </w:r>
+          </w:p>
+        </w:tc>
+      </w:tr>
+      <w:tr>
+        <w:trPr>
+          <w:trHeight w:val="510"/>
+          <w:cantSplit/>
+        </w:trPr>
+        <w:tc>
+          <w:tcPr>
+            <w:tcW w:type="dxa" w:w="5896"/>
+          </w:tcPr>
+          <w:p>
+            <w:pPr>
+              <w:spacing w:after="0"/>
+            </w:pPr>
+            <w:r>
+              <w:rPr>
+                <w:sz w:val="20"/>
+              </w:rPr>
+              <w:t>Formule de l'écart, en D2</w:t>
+            </w:r>
+          </w:p>
+        </w:tc>
+        <w:tc>
+          <w:tcPr>
+            <w:tcW w:type="dxa" w:w="3742"/>
+          </w:tcPr>
+          <w:p/>
+        </w:tc>
+      </w:tr>
+      <w:tr>
+        <w:trPr>
+          <w:trHeight w:val="510"/>
+          <w:cantSplit/>
+        </w:trPr>
+        <w:tc>
+          <w:tcPr>
+            <w:tcW w:type="dxa" w:w="5896"/>
+          </w:tcPr>
+          <w:p>
+            <w:pPr>
+              <w:spacing w:after="0"/>
+            </w:pPr>
+            <w:r>
+              <w:rPr>
+                <w:sz w:val="20"/>
+              </w:rPr>
+              <w:t>Formule en E2 : « écart » si D2 n'est pas 0, sinon rien</w:t>
+            </w:r>
+          </w:p>
+        </w:tc>
+        <w:tc>
+          <w:tcPr>
+            <w:tcW w:type="dxa" w:w="3742"/>
+          </w:tcPr>
+          <w:p/>
+        </w:tc>
+      </w:tr>
+      <w:tr>
+        <w:trPr>
+          <w:trHeight w:val="510"/>
+          <w:cantSplit/>
+        </w:trPr>
+        <w:tc>
+          <w:tcPr>
+            <w:tcW w:type="dxa" w:w="5896"/>
+          </w:tcPr>
+          <w:p>
+            <w:pPr>
+              <w:spacing w:after="0"/>
+            </w:pPr>
+            <w:r>
+              <w:rPr>
+                <w:sz w:val="20"/>
+              </w:rPr>
+              <w:t>Formule qui compte les « écart » de E2 à E7</w:t>
+            </w:r>
+          </w:p>
+        </w:tc>
+        <w:tc>
+          <w:tcPr>
+            <w:tcW w:type="dxa" w:w="3742"/>
+          </w:tcPr>
+          <w:p/>
+        </w:tc>
+      </w:tr>
+      <w:tr>
+        <w:trPr>
+          <w:trHeight w:val="510"/>
+          <w:cantSplit/>
+        </w:trPr>
+        <w:tc>
+          <w:tcPr>
+            <w:tcW w:type="dxa" w:w="5896"/>
+          </w:tcPr>
+          <w:p>
+            <w:pPr>
+              <w:spacing w:after="0"/>
+            </w:pPr>
+            <w:r>
+              <w:rPr>
+                <w:sz w:val="20"/>
+              </w:rPr>
+              <w:t>Résultat de ce comptage</w:t>
+            </w:r>
+          </w:p>
+        </w:tc>
+        <w:tc>
+          <w:tcPr>
+            <w:tcW w:type="dxa" w:w="3742"/>
+          </w:tcPr>
+          <w:p/>
+        </w:tc>
+      </w:tr>
+    </w:tbl>
+    <w:p>
+      <w:pPr>
+        <w:spacing w:after="0" w:line="60" w:lineRule="exact"/>
+      </w:pPr>
+      <w:r>
+        <w:rPr>
+          <w:sz w:val="10"/>
+        </w:rPr>
+      </w:r>
+    </w:p>
+    <w:p>
+      <w:pPr>
+        <w:keepNext/>
+        <w:spacing w:before="160" w:after="80"/>
+      </w:pPr>
+      <w:r>
+        <w:rPr>
+          <w:b/>
+          <w:color w:val="111111"/>
+          <w:sz w:val="23"/>
+        </w:rPr>
+        <w:t>Pour réfléchir</w:t>
+      </w:r>
+      <w:r>
+        <w:rPr>
+          <w:color w:val="595959"/>
+          <w:sz w:val="19"/>
+        </w:rPr>
+        <w:t xml:space="preserve">   Il n'y a pas une seule bonne réponse : explique la tienne, avec tes mots.</w:t>
+      </w:r>
+    </w:p>
+    <w:tbl>
+      <w:tblPr>
+        <w:tblStyle w:val="TableGrid"/>
+        <w:tblW w:type="auto" w:w="0"/>
+        <w:tblLook w:firstColumn="1" w:firstRow="1" w:lastColumn="0" w:lastRow="0" w:noHBand="0" w:noVBand="1" w:val="04A0"/>
+      </w:tblPr>
+      <w:tblGrid>
+        <w:gridCol w:w="10086"/>
+      </w:tblGrid>
+      <w:tr>
+        <w:trPr>
+          <w:cantSplit/>
+          <w:trHeight w:val="2438"/>
+        </w:trPr>
+        <w:tc>
+          <w:tcPr>
+            <w:tcW w:type="dxa" w:w="10086"/>
+            <w:shd w:fill="FAFAFA"/>
+          </w:tcPr>
+          <w:p>
+            <w:pPr>
+              <w:spacing w:after="80"/>
+            </w:pPr>
+            <w:r>
+              <w:rPr>
+                <w:b/>
+                <w:sz w:val="21"/>
+              </w:rPr>
+              <w:t>Avec 600 lignes au lieu de 6, qu'est-ce que le tableur changerait pour toi ?</w:t>
+            </w:r>
+          </w:p>
+          <w:p>
+            <w:pPr>
+              <w:spacing w:before="0" w:after="80"/>
+            </w:pPr>
+            <w:r>
+              <w:rPr>
+                <w:sz w:val="22"/>
+              </w:rPr>
+            </w:r>
+          </w:p>
+          <w:p>
+            <w:pPr>
+              <w:spacing w:before="0" w:after="80"/>
+            </w:pPr>
+            <w:r>
+              <w:rPr>
+                <w:sz w:val="22"/>
+              </w:rPr>
+            </w:r>
+          </w:p>
+          <w:p>
+            <w:pPr>
+              <w:spacing w:before="0" w:after="80"/>
+            </w:pPr>
+            <w:r>
+              <w:rPr>
+                <w:sz w:val="22"/>
+              </w:rPr>
+            </w:r>
+          </w:p>
+          <w:p>
+            <w:pPr>
+              <w:spacing w:before="0" w:after="80"/>
+            </w:pPr>
+            <w:r>
+              <w:rPr>
+                <w:sz w:val="22"/>
+              </w:rPr>
+            </w:r>
+          </w:p>
+        </w:tc>
+      </w:tr>
+    </w:tbl>
+    <w:p>
+      <w:pPr>
+        <w:spacing w:after="0" w:line="60" w:lineRule="exact"/>
+      </w:pPr>
+      <w:r>
+        <w:rPr>
+          <w:sz w:val="10"/>
+        </w:rPr>
+      </w:r>
+    </w:p>
     <w:sectPr>
+      <w:type w:val="oddPage"/>
       <w:pgSz w:w="12240" w:h="15840"/>
       <w:pgMar w:top="680" w:right="1077" w:bottom="737" w:left="1077" w:header="720" w:footer="720" w:gutter="0"/>
       <w:cols w:space="720"/>

--- a/contenus/trames/ENT-2.2-cdiscount-chiffres-trame-eleve.docx
+++ b/contenus/trames/ENT-2.2-cdiscount-chiffres-trame-eleve.docx
@@ -12,7 +12,7 @@
       <w:r>
         <w:drawing>
           <wp:inline xmlns:a="http://schemas.openxmlformats.org/drawingml/2006/main" xmlns:pic="http://schemas.openxmlformats.org/drawingml/2006/picture">
-            <wp:extent cx="413999" cy="413999"/>
+            <wp:extent cx="1861364" cy="468000"/>
             <wp:docPr id="1" name="Picture 1"/>
             <wp:cNvGraphicFramePr>
               <a:graphicFrameLocks noChangeAspect="1"/>
@@ -21,7 +21,7 @@
               <a:graphicData uri="http://schemas.openxmlformats.org/drawingml/2006/picture">
                 <pic:pic>
                   <pic:nvPicPr>
-                    <pic:cNvPr id="0" name="logo.png"/>
+                    <pic:cNvPr id="0" name="simulog.png"/>
                     <pic:cNvPicPr/>
                   </pic:nvPicPr>
                   <pic:blipFill>
@@ -33,7 +33,7 @@
                   <pic:spPr>
                     <a:xfrm>
                       <a:off x="0" y="0"/>
-                      <a:ext cx="413999" cy="413999"/>
+                      <a:ext cx="1861364" cy="468000"/>
                     </a:xfrm>
                     <a:prstGeom prst="rect"/>
                   </pic:spPr>
@@ -42,14 +42,6 @@
             </a:graphic>
           </wp:inline>
         </w:drawing>
-      </w:r>
-      <w:r>
-        <w:rPr>
-          <w:b/>
-          <w:color w:val="111111"/>
-          <w:sz w:val="40"/>
-        </w:rPr>
-        <w:t xml:space="preserve">  Simulog</w:t>
       </w:r>
       <w:r>
         <w:tab/>
